--- a/docs/report-v2/out/credproof-report-v2-preview.docx
+++ b/docs/report-v2/out/credproof-report-v2-preview.docx
@@ -911,7 +911,7 @@
           <w:sz w:val="24"/>
         </w:rPr>
         <w:tab/>
-        <w:t>15</w:t>
+        <w:t>14</w:t>
       </w:r>
     </w:p>
     <w:p>
@@ -3739,7 +3739,7 @@
       <w:r>
         <w:drawing>
           <wp:inline xmlns:a="http://schemas.openxmlformats.org/drawingml/2006/main" xmlns:pic="http://schemas.openxmlformats.org/drawingml/2006/picture">
-            <wp:extent cx="5472000" cy="4883760"/>
+            <wp:extent cx="5472000" cy="3196800"/>
             <wp:docPr id="2" name="Picture 2"/>
             <wp:cNvGraphicFramePr>
               <a:graphicFrameLocks noChangeAspect="1"/>
@@ -3748,7 +3748,7 @@
               <a:graphicData uri="http://schemas.openxmlformats.org/drawingml/2006/picture">
                 <pic:pic>
                   <pic:nvPicPr>
-                    <pic:cNvPr id="0" name="architecture.png"/>
+                    <pic:cNvPr id="0" name="arch-zh.png"/>
                     <pic:cNvPicPr/>
                   </pic:nvPicPr>
                   <pic:blipFill>
@@ -3760,7 +3760,7 @@
                   <pic:spPr>
                     <a:xfrm>
                       <a:off x="0" y="0"/>
-                      <a:ext cx="5472000" cy="4883760"/>
+                      <a:ext cx="5472000" cy="3196800"/>
                     </a:xfrm>
                     <a:prstGeom prst="rect"/>
                   </pic:spPr>
